--- a/docs/as-built/docx/itops.docx
+++ b/docs/as-built/docx/itops.docx
@@ -3777,13 +3777,13 @@
       </w:r>
     </w:p>
     <w:bookmarkEnd w:id="35"/>
-    <w:bookmarkStart w:id="36" w:name="X89de12bcbda887c6ec5ea5eed2f747bbdb3a288"/>
+    <w:bookmarkStart w:id="36" w:name="Xbdb564fcab6f6f71ef61f22280b7304c50ca780"/>
     <w:p>
       <w:pPr>
         <w:pStyle w:val="Heading2"/>
       </w:pPr>
       <w:r>
-        <w:t xml:space="preserve">6. Processes</w:t>
+        <w:t xml:space="preserve">6. Processes &amp; ops console</w:t>
       </w:r>
     </w:p>
     <w:p>
@@ -3809,6 +3809,282 @@
         <w:t xml:space="preserve">in their loop; the console writes controls.</w:t>
       </w:r>
     </w:p>
+    <w:p>
+      <w:pPr>
+        <w:pStyle w:val="BodyText"/>
+      </w:pPr>
+      <w:r>
+        <w:rPr>
+          <w:bCs/>
+          <w:b/>
+        </w:rPr>
+        <w:t xml:space="preserve">Ops console</w:t>
+      </w:r>
+      <w:r>
+        <w:t xml:space="preserve"> </w:t>
+      </w:r>
+      <w:r>
+        <w:t xml:space="preserve">—</w:t>
+      </w:r>
+      <w:r>
+        <w:t xml:space="preserve"> </w:t>
+      </w:r>
+      <w:r>
+        <w:rPr>
+          <w:rStyle w:val="VerbatimChar"/>
+        </w:rPr>
+        <w:t xml:space="preserve">sophix:itops:*</w:t>
+      </w:r>
+      <w:r>
+        <w:t xml:space="preserve">, wrapping the same heartbeat/control state as the NOC API (no approval-gate bypass):</w:t>
+      </w:r>
+    </w:p>
+    <w:tbl>
+      <w:tblPr>
+        <w:tblStyle w:val="Table"/>
+        <w:tblW w:type="auto" w:w="0"/>
+        <w:tblLook w:firstRow="1" w:lastRow="0" w:firstColumn="0" w:lastColumn="0" w:noHBand="0" w:noVBand="0" w:val="0020"/>
+        <w:jc w:val="start"/>
+      </w:tblPr>
+      <w:tblGrid>
+        <w:gridCol w:w="2640"/>
+        <w:gridCol w:w="2640"/>
+        <w:gridCol w:w="2640"/>
+      </w:tblGrid>
+      <w:tr>
+        <w:trPr>
+          <w:tblHeader w:val="true"/>
+        </w:trPr>
+        <w:tc>
+          <w:tcPr/>
+          <w:p>
+            <w:pPr>
+              <w:pStyle w:val="Compact"/>
+              <w:jc w:val="left"/>
+            </w:pPr>
+            <w:r>
+              <w:t xml:space="preserve">Command</w:t>
+            </w:r>
+          </w:p>
+        </w:tc>
+        <w:tc>
+          <w:tcPr/>
+          <w:p>
+            <w:pPr>
+              <w:pStyle w:val="Compact"/>
+              <w:jc w:val="left"/>
+            </w:pPr>
+            <w:r>
+              <w:t xml:space="preserve">Kind</w:t>
+            </w:r>
+          </w:p>
+        </w:tc>
+        <w:tc>
+          <w:tcPr/>
+          <w:p>
+            <w:pPr>
+              <w:pStyle w:val="Compact"/>
+              <w:jc w:val="left"/>
+            </w:pPr>
+            <w:r>
+              <w:t xml:space="preserve">Does</w:t>
+            </w:r>
+          </w:p>
+        </w:tc>
+      </w:tr>
+      <w:tr>
+        <w:tc>
+          <w:tcPr/>
+          <w:p>
+            <w:pPr>
+              <w:pStyle w:val="Compact"/>
+              <w:jc w:val="left"/>
+            </w:pPr>
+            <w:r>
+              <w:rPr>
+                <w:rStyle w:val="VerbatimChar"/>
+              </w:rPr>
+              <w:t xml:space="preserve">ops-status [--minutes=60]</w:t>
+            </w:r>
+          </w:p>
+        </w:tc>
+        <w:tc>
+          <w:tcPr/>
+          <w:p>
+            <w:pPr>
+              <w:pStyle w:val="Compact"/>
+              <w:jc w:val="left"/>
+            </w:pPr>
+            <w:r>
+              <w:t xml:space="preserve">review</w:t>
+            </w:r>
+          </w:p>
+        </w:tc>
+        <w:tc>
+          <w:tcPr/>
+          <w:p>
+            <w:pPr>
+              <w:pStyle w:val="Compact"/>
+              <w:jc w:val="left"/>
+            </w:pPr>
+            <w:r>
+              <w:t xml:space="preserve">one-glance health: each service's liveness (UP/DOWN by the 120s heartbeat threshold), instance, last-seen, any pending control, plus error/critical log counts in the window (read-only)</w:t>
+            </w:r>
+          </w:p>
+        </w:tc>
+      </w:tr>
+      <w:tr>
+        <w:tc>
+          <w:tcPr/>
+          <w:p>
+            <w:pPr>
+              <w:pStyle w:val="Compact"/>
+              <w:jc w:val="left"/>
+            </w:pPr>
+            <w:r>
+              <w:rPr>
+                <w:rStyle w:val="VerbatimChar"/>
+              </w:rPr>
+              <w:t xml:space="preserve">service-show {service}</w:t>
+            </w:r>
+          </w:p>
+        </w:tc>
+        <w:tc>
+          <w:tcPr/>
+          <w:p>
+            <w:pPr>
+              <w:pStyle w:val="Compact"/>
+              <w:jc w:val="left"/>
+            </w:pPr>
+            <w:r>
+              <w:t xml:space="preserve">review</w:t>
+            </w:r>
+          </w:p>
+        </w:tc>
+        <w:tc>
+          <w:tcPr/>
+          <w:p>
+            <w:pPr>
+              <w:pStyle w:val="Compact"/>
+              <w:jc w:val="left"/>
+            </w:pPr>
+            <w:r>
+              <w:t xml:space="preserve">one worker's live state — last heartbeat, reported metrics, liveness, and any pending RESTART/PAUSE/RESUME control with its ack (read-only)</w:t>
+            </w:r>
+          </w:p>
+        </w:tc>
+      </w:tr>
+      <w:tr>
+        <w:tc>
+          <w:tcPr/>
+          <w:p>
+            <w:pPr>
+              <w:pStyle w:val="Compact"/>
+              <w:jc w:val="left"/>
+            </w:pPr>
+            <w:r>
+              <w:rPr>
+                <w:rStyle w:val="VerbatimChar"/>
+              </w:rPr>
+              <w:t xml:space="preserve">service-control {service} {command} [--actor=cli-ops]</w:t>
+            </w:r>
+          </w:p>
+        </w:tc>
+        <w:tc>
+          <w:tcPr/>
+          <w:p>
+            <w:pPr>
+              <w:pStyle w:val="Compact"/>
+              <w:jc w:val="left"/>
+            </w:pPr>
+            <w:r>
+              <w:t xml:space="preserve">safe-correction</w:t>
+            </w:r>
+          </w:p>
+        </w:tc>
+        <w:tc>
+          <w:tcPr/>
+          <w:p>
+            <w:pPr>
+              <w:pStyle w:val="Compact"/>
+              <w:jc w:val="left"/>
+            </w:pPr>
+            <w:r>
+              <w:t xml:space="preserve">queue a</w:t>
+            </w:r>
+            <w:r>
+              <w:t xml:space="preserve"> </w:t>
+            </w:r>
+            <w:r>
+              <w:rPr>
+                <w:rStyle w:val="VerbatimChar"/>
+              </w:rPr>
+              <w:t xml:space="preserve">restart</w:t>
+            </w:r>
+            <w:r>
+              <w:t xml:space="preserve">/</w:t>
+            </w:r>
+            <w:r>
+              <w:rPr>
+                <w:rStyle w:val="VerbatimChar"/>
+              </w:rPr>
+              <w:t xml:space="preserve">pause</w:t>
+            </w:r>
+            <w:r>
+              <w:t xml:space="preserve">/</w:t>
+            </w:r>
+            <w:r>
+              <w:rPr>
+                <w:rStyle w:val="VerbatimChar"/>
+              </w:rPr>
+              <w:t xml:space="preserve">resume</w:t>
+            </w:r>
+            <w:r>
+              <w:t xml:space="preserve"> </w:t>
+            </w:r>
+            <w:r>
+              <w:t xml:space="preserve">control the worker honours via</w:t>
+            </w:r>
+            <w:r>
+              <w:t xml:space="preserve"> </w:t>
+            </w:r>
+            <w:r>
+              <w:rPr>
+                <w:rStyle w:val="VerbatimChar"/>
+              </w:rPr>
+              <w:t xml:space="preserve">Heartbeat::shouldStop</w:t>
+            </w:r>
+            <w:r>
+              <w:t xml:space="preserve">;</w:t>
+            </w:r>
+            <w:r>
+              <w:t xml:space="preserve"> </w:t>
+            </w:r>
+            <w:r>
+              <w:rPr>
+                <w:rStyle w:val="VerbatimChar"/>
+              </w:rPr>
+              <w:t xml:space="preserve">pause</w:t>
+            </w:r>
+            <w:r>
+              <w:t xml:space="preserve"> </w:t>
+            </w:r>
+            <w:r>
+              <w:t xml:space="preserve">holds the worker DOWN across restarts so it requires</w:t>
+            </w:r>
+            <w:r>
+              <w:t xml:space="preserve"> </w:t>
+            </w:r>
+            <w:r>
+              <w:rPr>
+                <w:rStyle w:val="VerbatimChar"/>
+              </w:rPr>
+              <w:t xml:space="preserve">--confirm</w:t>
+            </w:r>
+          </w:p>
+        </w:tc>
+      </w:tr>
+    </w:tbl>
     <w:bookmarkEnd w:id="36"/>
     <w:bookmarkStart w:id="37" w:name="X1bf2a627be6ee103cb059e15364eccb4d059631"/>
     <w:p>
